--- a/01_Instructor/Speaker_Notes/W07_mission_Speaker_Notes.docx
+++ b/01_Instructor/Speaker_Notes/W07_mission_Speaker_Notes.docx
@@ -11,16 +11,21 @@
       </w:r>
     </w:p>
     <w:p>
+      <w:r>
+        <w:t>Speaker notes for the six-slide class presentation. Use the slides as brief prompts and leave time for children to build, operate and explain. This is a robotics session with a small prepared Python recipe.</w:t>
+      </w:r>
+    </w:p>
+    <w:p>
       <w:pPr>
-        <w:pStyle w:val="Subtitle"/>
+        <w:pStyle w:val="Heading2"/>
       </w:pPr>
       <w:r>
-        <w:t>Slide by slide speaker notes</w:t>
+        <w:t>Class setup</w:t>
       </w:r>
     </w:p>
     <w:p>
       <w:r>
-        <w:t>Use these notes to lead the one-hour class with the matching seven-slide presentation. Suggested words can be adapted; protect student operating turns, individual explanations, and the final six minutes for saving and cleanup.</w:t>
+        <w:t>12 children in grades 5–6 form four teams of three: T1/T2 share Kit A and T3/T4 share Kit B. Four student instructors cover two robot stations and two build tables; a fifth or sixth can float. The adult lead oversees the room and YMCA procedures. Bring four available laptops: two remain connected to robots and two show build references. Printed build cards make the build activity work with two laptops too.</w:t>
       </w:r>
     </w:p>
     <w:p>
@@ -28,10 +33,10 @@
         <w:rPr>
           <w:b/>
         </w:rPr>
-        <w:t xml:space="preserve">Learning goal  </w:t>
+        <w:t xml:space="preserve">Learning goal </w:t>
       </w:r>
       <w:r>
-        <w:t>Each pair breaks a community task into at least three ordered actions and tests the most uncertain part first.</w:t>
+        <w:t>Each team breaks a community task into at least three ordered actions and tests the most uncertain part first.</w:t>
       </w:r>
     </w:p>
     <w:p>
@@ -39,10 +44,10 @@
         <w:rPr>
           <w:b/>
         </w:rPr>
-        <w:t xml:space="preserve">Observable success  </w:t>
+        <w:t xml:space="preserve">Minimum success </w:t>
       </w:r>
       <w:r>
-        <w:t>The pair has a mission plan, one saved program, one tested subsystem, and a realistic demo goal for week 8.</w:t>
+        <w:t>The team has a mission plan, one saved program, one tested subsystem, and a realistic demo goal for week 8.</w:t>
       </w:r>
     </w:p>
     <w:p>
@@ -50,10 +55,10 @@
         <w:rPr>
           <w:b/>
         </w:rPr>
-        <w:t xml:space="preserve">Materials  </w:t>
+        <w:t xml:space="preserve">Prepare </w:t>
       </w:r>
       <w:r>
-        <w:t>Base, pair attachment, paper cube, cardboard wall or dark stop marker, tape, blueprint worksheet, saved pair projects.</w:t>
+        <w:t>Keep the same base and ports. Offer two core routes: supply delivery to a marker or careful parking near a shelf. Open W07_mission.py. Reserve a marked 100 × 100 cm area per kit. Each team gets its own saved recipe. Prepare two mentor examples and four labeled team build packs. Rehearse attachment clearance, a hand test and a quick swap. Show the hub color guide.</w:t>
       </w:r>
     </w:p>
     <w:p>
@@ -61,43 +66,10 @@
         <w:rPr>
           <w:b/>
         </w:rPr>
-        <w:t xml:space="preserve">Before students arrive  </w:t>
+        <w:t xml:space="preserve">Materials and files </w:t>
       </w:r>
       <w:r>
-        <w:t>Keep the same base and ports. Offer two core routes: supply delivery to a marker or careful parking near a shelf. Open W07_mission.py. Reserve a marked 100 × 100 cm area per kit. Each pair gets its own saved recipe.</w:t>
-      </w:r>
-    </w:p>
-    <w:p>
-      <w:r>
-        <w:rPr>
-          <w:b/>
-        </w:rPr>
-        <w:t xml:space="preserve">Shared setup  </w:t>
-      </w:r>
-      <w:r>
-        <w:t>Eight students form four pairs. Pairs 1 and 2 share Kit A; pairs 3 and 4 share Kit B. One mentor supports each pod, with an adult lead overseeing the room. Adjust assignments before class if confirmed enrollment differs. Left drive motor A and right B are viewed from behind toward the front; keep the auxiliary motor unplugged. Rehearse motion and stop controls on both kits.</w:t>
-      </w:r>
-    </w:p>
-    <w:p>
-      <w:r>
-        <w:rPr>
-          <w:b/>
-        </w:rPr>
-        <w:t xml:space="preserve">Files in this repository  </w:t>
-      </w:r>
-      <w:r>
-        <w:t>Presentation: 03_Presentations/W07_mission.pptx. Complete program: 04_Python/W07_mission.py. Also use the matching week in the instructor guide, student workbook and station task cards. Load the entire Python file in SPIKE App 3, not just a slide fragment.</w:t>
-      </w:r>
-    </w:p>
-    <w:p>
-      <w:r>
-        <w:rPr>
-          <w:b/>
-        </w:rPr>
-        <w:t xml:space="preserve">Evidence and recovery  </w:t>
-      </w:r>
-      <w:r>
-        <w:t>Use pair IDs on saved projects and individual IDs on learning records. After two minutes of technical trouble, use the recovery checks; after five, use a rehearsed fallback or paper/stationary task. Do not count an intended result as an observed result. These notes do not certify hardware readiness.</w:t>
+        <w:t>Print and pack from the matching checklist in 01_Instructor/Class_Preparation. Use the team sheet and build card. Keep the original two bases assembled, A left/B right, auxiliary motor unplugged; add C/D only as the lessons require. Hardware rehearsal remains required.</w:t>
       </w:r>
     </w:p>
     <w:p>
@@ -118,10 +90,10 @@
         <w:rPr>
           <w:b/>
         </w:rPr>
-        <w:t xml:space="preserve">Timing  </w:t>
+        <w:t xml:space="preserve">Timing </w:t>
       </w:r>
       <w:r>
-        <w:t>0–5 minutes   Welcome and retrieval</w:t>
+        <w:t>0–5 minutes</w:t>
       </w:r>
     </w:p>
     <w:p>
@@ -129,10 +101,10 @@
         <w:rPr>
           <w:b/>
         </w:rPr>
-        <w:t xml:space="preserve">Say  </w:t>
+        <w:t xml:space="preserve">Say </w:t>
       </w:r>
       <w:r>
-        <w:t>“Today’s challenge is a community helper prototype. You will predict, test, and use evidence to explain your choice. Both partners will operate and explain.”</w:t>
+        <w:t>“Today’s challenge is a community helper prototype. You will predict, test, and use evidence to explain your choice. All three teammates will operate and explain.”</w:t>
       </w:r>
     </w:p>
     <w:p>
@@ -140,7 +112,7 @@
         <w:rPr>
           <w:b/>
         </w:rPr>
-        <w:t xml:space="preserve">Ask before explaining  </w:t>
+        <w:t xml:space="preserve">Ask before explaining </w:t>
       </w:r>
       <w:r>
         <w:t>Which design change improved your cube control, and what evidence showed that?</w:t>
@@ -151,54 +123,10 @@
         <w:rPr>
           <w:b/>
         </w:rPr>
-        <w:t xml:space="preserve">Listen for  </w:t>
+        <w:t xml:space="preserve">Listen for </w:t>
       </w:r>
       <w:r>
         <w:t>Accept a specific change linked to an actual observation, including a change that did not help.</w:t>
-      </w:r>
-    </w:p>
-    <w:p>
-      <w:r>
-        <w:rPr>
-          <w:b/>
-        </w:rPr>
-        <w:t xml:space="preserve">Do  </w:t>
-      </w:r>
-      <w:r>
-        <w:t>Give ten quiet seconds to think, then let both partners answer. Ask two students to share; accept pointing or a short spoken response. Retrieve the earlier idea without turning this into a repeat lecture.</w:t>
-      </w:r>
-    </w:p>
-    <w:p>
-      <w:r>
-        <w:rPr>
-          <w:b/>
-        </w:rPr>
-        <w:t xml:space="preserve">Connect to the task  </w:t>
-      </w:r>
-      <w:r>
-        <w:t>Who could use your robot, and what would count as a useful result?</w:t>
-      </w:r>
-    </w:p>
-    <w:p>
-      <w:r>
-        <w:rPr>
-          <w:b/>
-        </w:rPr>
-        <w:t xml:space="preserve">Set the operating routine  </w:t>
-      </w:r>
-      <w:r>
-        <w:t>Keep robots stopped while talking. One driver edits and starts after the navigator checks the lane. The navigator predicts and records. A student can dictate an edit while a partner types; the decision and explanation remain the student’s.</w:t>
-      </w:r>
-    </w:p>
-    <w:p>
-      <w:r>
-        <w:rPr>
-          <w:b/>
-        </w:rPr>
-        <w:t xml:space="preserve">Transition  </w:t>
-      </w:r>
-      <w:r>
-        <w:t>“Watch one short example. Look for the thing we can change and the evidence that will tell us what happened.” Move to slide 2 at minute 5.</w:t>
       </w:r>
     </w:p>
     <w:p>
@@ -219,10 +147,10 @@
         <w:rPr>
           <w:b/>
         </w:rPr>
-        <w:t xml:space="preserve">Timing  </w:t>
+        <w:t xml:space="preserve">Timing </w:t>
       </w:r>
       <w:r>
-        <w:t>5–10 minutes   Demonstrate the challenge</w:t>
+        <w:t>5–10 minutes</w:t>
       </w:r>
     </w:p>
     <w:p>
@@ -230,10 +158,10 @@
         <w:rPr>
           <w:b/>
         </w:rPr>
-        <w:t xml:space="preserve">Purpose  </w:t>
+        <w:t xml:space="preserve">Purpose </w:t>
       </w:r>
       <w:r>
-        <w:t>Each pair breaks a community task into at least three ordered actions and tests the most uncertain part first.</w:t>
+        <w:t>Each team breaks a community task into at least three ordered actions and tests the most uncertain part first.</w:t>
       </w:r>
     </w:p>
     <w:p>
@@ -241,7 +169,7 @@
         <w:rPr>
           <w:b/>
         </w:rPr>
-        <w:t xml:space="preserve">Do and explain  </w:t>
+        <w:t xml:space="preserve">Do and explain </w:t>
       </w:r>
       <w:r>
         <w:t>Model a short plan: signal ready, approach the marker, report the result. Separate required behavior from an extra feature. A turn or obstacle route is optional only after the basic task works.</w:t>
@@ -252,10 +180,10 @@
         <w:rPr>
           <w:b/>
         </w:rPr>
-        <w:t xml:space="preserve">Suggested words  </w:t>
+        <w:t xml:space="preserve">Suggested words </w:t>
       </w:r>
       <w:r>
-        <w:t>“Our useful result today is this: The pair has a mission plan, one saved program, one tested subsystem, and a realistic demo goal for week 8. A test that misses still gives us information if we record it accurately.”</w:t>
+        <w:t>“Our useful result today is this: The team has a mission plan, one saved program, one tested subsystem, and a realistic demo goal for week 8. A test that misses still gives us information if we record it accurately.”</w:t>
       </w:r>
     </w:p>
     <w:p>
@@ -263,18 +191,7 @@
         <w:rPr>
           <w:b/>
         </w:rPr>
-        <w:t xml:space="preserve">Run of show  </w:t>
-      </w:r>
-      <w:r>
-        <w:t>Use about one minute to identify the setup, two minutes for a short tested demonstration, and two minutes to hear observations. Point out the physical start and finish reference. Ask students to describe what actually happened before suggesting the explanation.</w:t>
-      </w:r>
-    </w:p>
-    <w:p>
-      <w:r>
-        <w:rPr>
-          <w:b/>
-        </w:rPr>
-        <w:t xml:space="preserve">Ask  </w:t>
+        <w:t xml:space="preserve">Ask </w:t>
       </w:r>
       <w:r>
         <w:t>“What did the robot do? What evidence could we record? What must stay the same when we compare the next run?” Let a different student answer each question.</w:t>
@@ -285,10 +202,10 @@
         <w:rPr>
           <w:b/>
         </w:rPr>
-        <w:t xml:space="preserve">If the example fails  </w:t>
+        <w:t xml:space="preserve">If the example fails </w:t>
       </w:r>
       <w:r>
-        <w:t>Combined program fails: run one part at a time. Wrong pair program: check pair ID and save name. Mission too large: return to one sensor, one useful action, and a clear finish signal. Allow one quick reset, then use the prepared stationary or paper explanation. Student testing time should not become a repair demonstration.</w:t>
+        <w:t>Combined program fails: run one part at a time. Wrong team program: check team ID and save name. Mission too large: return to one sensor, one useful action, and a clear finish signal. Allow one quick reset, then use the prepared stationary or paper explanation. Student testing time should not become a repair demonstration.</w:t>
       </w:r>
     </w:p>
     <w:p>
@@ -296,10 +213,10 @@
         <w:rPr>
           <w:b/>
         </w:rPr>
-        <w:t xml:space="preserve">Transition  </w:t>
+        <w:t xml:space="preserve">Hub check </w:t>
       </w:r>
       <w:r>
-        <w:t>“Now we will read the small piece of code behind that behavior.”</w:t>
+        <w:t>Read the light on the correct button: steady green center means powered on with a compatible OS and at least 20% battery; flashing orange center means charge; flashing red center means stop, power off and cool for 15 minutes. White center needs a compatible OS; flashing purple center means updating. Blue is the connection button: flashing means waiting for Bluetooth, steady means connected. A display letter is a program output, not a battery or connection status. See the full SPIKE Hub Color Guide.</w:t>
       </w:r>
     </w:p>
     <w:p>
@@ -312,7 +229,7 @@
         <w:pStyle w:val="Heading1"/>
       </w:pPr>
       <w:r>
-        <w:t>Slide 3 Decomposition and integration</w:t>
+        <w:t>Slide 3 Decomposition and integration and prediction</w:t>
       </w:r>
     </w:p>
     <w:p>
@@ -320,26 +237,60 @@
         <w:rPr>
           <w:b/>
         </w:rPr>
-        <w:t xml:space="preserve">Timing  </w:t>
+        <w:t xml:space="preserve">Timing </w:t>
       </w:r>
       <w:r>
-        <w:t>10–12 minutes   Read the code</w:t>
+        <w:t>10–14 minutes</w:t>
       </w:r>
     </w:p>
     <w:p>
       <w:pPr>
-        <w:pStyle w:val="Code"/>
+        <w:spacing w:before="80" w:after="120"/>
       </w:pPr>
       <w:r>
+        <w:rPr>
+          <w:rFonts w:ascii="Consolas" w:hAnsi="Consolas"/>
+          <w:sz w:val="20"/>
+        </w:rPr>
         <w:t>mission = "marker"</w:t>
+      </w:r>
+      <w:r>
+        <w:rPr>
+          <w:rFonts w:ascii="Consolas" w:hAnsi="Consolas"/>
+          <w:sz w:val="20"/>
+        </w:rPr>
         <w:br/>
         <w:t>if mission == "marker":</w:t>
+      </w:r>
+      <w:r>
+        <w:rPr>
+          <w:rFonts w:ascii="Consolas" w:hAnsi="Consolas"/>
+          <w:sz w:val="20"/>
+        </w:rPr>
         <w:br/>
         <w:t xml:space="preserve">    result = await seek_marker(threshold)</w:t>
+      </w:r>
+      <w:r>
+        <w:rPr>
+          <w:rFonts w:ascii="Consolas" w:hAnsi="Consolas"/>
+          <w:sz w:val="20"/>
+        </w:rPr>
         <w:br/>
         <w:t>else:</w:t>
+      </w:r>
+      <w:r>
+        <w:rPr>
+          <w:rFonts w:ascii="Consolas" w:hAnsi="Consolas"/>
+          <w:sz w:val="20"/>
+        </w:rPr>
         <w:br/>
         <w:t xml:space="preserve">    result = await park(stop_mm)</w:t>
+      </w:r>
+      <w:r>
+        <w:rPr>
+          <w:rFonts w:ascii="Consolas" w:hAnsi="Consolas"/>
+          <w:sz w:val="20"/>
+        </w:rPr>
         <w:br/>
         <w:t>print(result)</w:t>
       </w:r>
@@ -349,7 +300,7 @@
         <w:rPr>
           <w:b/>
         </w:rPr>
-        <w:t xml:space="preserve">Say  </w:t>
+        <w:t xml:space="preserve">Say </w:t>
       </w:r>
       <w:r>
         <w:t>“Break the useful job into small actions. Choose the least certain part and test that before connecting everything.”</w:t>
@@ -360,7 +311,7 @@
         <w:rPr>
           <w:b/>
         </w:rPr>
-        <w:t xml:space="preserve">Point  </w:t>
+        <w:t xml:space="preserve">Point </w:t>
       </w:r>
       <w:r>
         <w:t>The slide summarizes the two routes. The full starter accepts exactly "marker" or "parking". It uses elif for parking and raises an error for any other value; the slide’s shorter else is not the complete validation logic.</w:t>
@@ -371,18 +322,7 @@
         <w:rPr>
           <w:b/>
         </w:rPr>
-        <w:t xml:space="preserve">Connect to the actual recipe  </w:t>
-      </w:r>
-      <w:r>
-        <w:t>The recipe sets threshold and stop_mm, signals Y, runs the selected bounded helper, then prints the result. Marker mode needs the downward D sensor; parking needs forward distance sensor C. Mentors confirm the chosen mode and sensor before motion.</w:t>
-      </w:r>
-    </w:p>
-    <w:p>
-      <w:r>
-        <w:rPr>
-          <w:b/>
-        </w:rPr>
-        <w:t xml:space="preserve">Keep scope achievable  </w:t>
+        <w:t xml:space="preserve">Keep scope achievable </w:t>
       </w:r>
       <w:r>
         <w:t>Use the calibrated threshold or parking distance from earlier sessions. A finish result must describe the actual helper outcome. Keep one straight route until it works; only then consider a calibrated pivot. Preserve the movement limits.</w:t>
@@ -393,10 +333,10 @@
         <w:rPr>
           <w:b/>
         </w:rPr>
-        <w:t xml:space="preserve">Ask  </w:t>
+        <w:t xml:space="preserve">Ask </w:t>
       </w:r>
       <w:r>
-        <w:t>“Point to the value, repeated action, or decision that controls today’s behavior. What would you expect after changing it?” Accept a plain-language explanation; do not require formal Python vocabulary.</w:t>
+        <w:t>Which part of your mission is most likely to fail? What small test could answer that before you run everything?</w:t>
       </w:r>
     </w:p>
     <w:p>
@@ -404,10 +344,10 @@
         <w:rPr>
           <w:b/>
         </w:rPr>
-        <w:t xml:space="preserve">Transition  </w:t>
+        <w:t xml:space="preserve">Expected reasoning </w:t>
       </w:r>
       <w:r>
-        <w:t>“Before we touch the robot, predict the next result.”</w:t>
+        <w:t>There is no single mission solution. A good plan names an observable outcome and a test of its least certain behavior. All three teammates must explain a code choice.</w:t>
       </w:r>
     </w:p>
     <w:p>
@@ -420,7 +360,7 @@
         <w:pStyle w:val="Heading1"/>
       </w:pPr>
       <w:r>
-        <w:t>Slide 4 A prediction before the run</w:t>
+        <w:t>Slide 4 Our robot and build jobs</w:t>
       </w:r>
     </w:p>
     <w:p>
@@ -428,10 +368,10 @@
         <w:rPr>
           <w:b/>
         </w:rPr>
-        <w:t xml:space="preserve">Timing  </w:t>
+        <w:t xml:space="preserve">Timing </w:t>
       </w:r>
       <w:r>
-        <w:t>12–15 minutes   Predict before running</w:t>
+        <w:t>14–38 then retests minutes</w:t>
       </w:r>
     </w:p>
     <w:p>
@@ -439,10 +379,10 @@
         <w:rPr>
           <w:b/>
         </w:rPr>
-        <w:t xml:space="preserve">Ask  </w:t>
+        <w:t xml:space="preserve">Station map </w:t>
       </w:r>
       <w:r>
-        <w:t>Which part of your mission is most likely to fail? What small test could answer that before you run everything?</w:t>
+        <w:t>14–26: T1/T3 use robots and T2/T4 build. 26–38: teams switch stations. 38–44: T1/T3 retest while the other teams finish builds. 44–50: T2/T4 retest. Rotate roles at 18, 22, 30, 34, 40, 42, 46 and 48 minutes. Each team has 18 robot minutes, giving each child about six minutes as driver plus handling, observing and building. Transitions occur within these blocks.</w:t>
       </w:r>
     </w:p>
     <w:p>
@@ -450,10 +390,10 @@
         <w:rPr>
           <w:b/>
         </w:rPr>
-        <w:t xml:space="preserve">Do  </w:t>
+        <w:t xml:space="preserve">Jobs </w:t>
       </w:r>
       <w:r>
-        <w:t>Give ten seconds of individual thinking. Each partner explains for twenty seconds. Ask pairs to mark a prediction on the worksheet before seeing a run. Invite two contrasting answers and ask what test could distinguish them.</w:t>
+        <w:t>At the robot, the driver edits and starts after “clear.” The navigator reads the step, predicts, positions the stopped robot and payload, fits an approved attachment and checks the lane. The observer watches, measures and records one number, tick or phrase. Rotate all three jobs every four minutes in the first turn and every two minutes in the retest. At the build table, rotate builder, designer/parts manager and tester/reporter on the same timer. Everyone contributes hands-on work.</w:t>
       </w:r>
     </w:p>
     <w:p>
@@ -461,10 +401,10 @@
         <w:rPr>
           <w:b/>
         </w:rPr>
-        <w:t xml:space="preserve">Expected reasoning  </w:t>
+        <w:t xml:space="preserve">Robot steps </w:t>
       </w:r>
       <w:r>
-        <w:t>There is no single mission solution. A good plan names an observable outcome and a test of its least certain behavior. Both partners must explain a code choice.</w:t>
+        <w:t>1. Choose marker delivery or shelf parking. Name a user and write three actions in order. Agree on a measurable goal, such as two controlled deliveries in three trials. 2. Reuse the previous function for the core job. Edit the mission selector and calibrated threshold or distance. Add a start or finish signal in the recipe. Mentor checks the selected mode before running. 3. During the first robot turn, test the riskiest part alone: sensor reading, attachment, or final stop. Record the result. Each student operates the program during the turn. 4. Join the actions into one run. Keep the start mark fixed. If adding a pivot, calibrate it in an empty area first, then record the value; the default starter deliberately uses a straight route. 5. During the final turn, try the full mission and prepare a 45-second explanation: user, program decision, result, and next improvement. Save both the recipe and a copy outside the app.</w:t>
       </w:r>
     </w:p>
     <w:p>
@@ -472,10 +412,10 @@
         <w:rPr>
           <w:b/>
         </w:rPr>
-        <w:t xml:space="preserve">A testable prediction  </w:t>
+        <w:t xml:space="preserve">Build </w:t>
       </w:r>
       <w:r>
-        <w:t>Have each pair name its selected mode and expected stop reason. Ask for the smallest uncertain part: one stationary sensor reading, one cube-control trial, or one bounded approach. Avoid starting with an elaborate full route.</w:t>
+        <w:t>A small community mission scene. Build a small scene or improve an attachment for a chosen community job. Choose a user and one job: deliver to a floor marker or stop near a garage wall. Build the matching destination, useful attachment or model of the user’s need. Hand-test the scene, identify one weak feature and improve it. Test: One useful job, a clear route and a visible success condition; no new untested electronics.</w:t>
       </w:r>
     </w:p>
     <w:p>
@@ -483,10 +423,10 @@
         <w:rPr>
           <w:b/>
         </w:rPr>
-        <w:t xml:space="preserve">Make the next step concrete  </w:t>
+        <w:t xml:space="preserve">Connection to robot </w:t>
       </w:r>
       <w:r>
-        <w:t>Each pair names one change and one observation to record. Check both students can explain the plan. Mentors keep a known-good project separate from pair copies.</w:t>
+        <w:t>The robot uses one familiar tested mission. T1/T3 can test with mentor course pieces before their own scene is built. Combine the approved scene and program in the retest.</w:t>
       </w:r>
     </w:p>
     <w:p>
@@ -494,10 +434,10 @@
         <w:rPr>
           <w:b/>
         </w:rPr>
-        <w:t xml:space="preserve">Transition  </w:t>
+        <w:t xml:space="preserve">Coaching </w:t>
       </w:r>
       <w:r>
-        <w:t>“Now test your prediction. When the timer calls switch, trade operating roles.”</w:t>
+        <w:t>Ask for an observation before suggesting a change. Help with one connection or edit, then return control. Typing can be assisted; the child still chooses, predicts and starts the run.</w:t>
       </w:r>
     </w:p>
     <w:p>
@@ -510,7 +450,7 @@
         <w:pStyle w:val="Heading1"/>
       </w:pPr>
       <w:r>
-        <w:t>Slide 5 Your work with a partner</w:t>
+        <w:t>Slide 5 Evidence from our test</w:t>
       </w:r>
     </w:p>
     <w:p>
@@ -518,10 +458,10 @@
         <w:rPr>
           <w:b/>
         </w:rPr>
-        <w:t xml:space="preserve">Timing  </w:t>
+        <w:t xml:space="preserve">Timing </w:t>
       </w:r>
       <w:r>
-        <w:t>15–39 minutes   Two twelve-minute rotations</w:t>
+        <w:t>38–50 minutes in two six-minute retests.</w:t>
       </w:r>
     </w:p>
     <w:p>
@@ -529,10 +469,10 @@
         <w:rPr>
           <w:b/>
         </w:rPr>
-        <w:t xml:space="preserve">Rotation map  </w:t>
+        <w:t xml:space="preserve">Evidence </w:t>
       </w:r>
       <w:r>
-        <w:t>15–27: pairs 1 and 3 use Kits A and B; pairs 2 and 4 work away from the robots. 27–39: switch stations. Switch driver/navigator at minutes 21 and 33. Warn pairs one minute before station changes. With two laptops, leave one at each kit; with four, only the active pair connects to the shared hub.</w:t>
+        <w:t>At the robot: each child makes a prediction and takes a driver turn. Keep one number, tick or short phrase per trial. At the build table: show the model and its hand-test result. User and need, ordered plan, criterion, first test result, and planned improvement. Preserve each team’s own file even though the kit is shared.</w:t>
       </w:r>
     </w:p>
     <w:p>
@@ -540,10 +480,10 @@
         <w:rPr>
           <w:b/>
         </w:rPr>
-        <w:t xml:space="preserve">Activity 1  </w:t>
+        <w:t xml:space="preserve">Ask </w:t>
       </w:r>
       <w:r>
-        <w:t>Choose marker delivery or shelf parking. Name a user and write three actions in order. Agree on a measurable goal, such as two controlled deliveries in three trials.</w:t>
+        <w:t>What changed? What stayed the same? What did the real run show? Record a tick, short phrase or number at the robot. The build table tests the model by hand rather than repeating a worksheet.</w:t>
       </w:r>
     </w:p>
     <w:p>
@@ -551,10 +491,10 @@
         <w:rPr>
           <w:b/>
         </w:rPr>
-        <w:t xml:space="preserve">Activity 2  </w:t>
+        <w:t xml:space="preserve">Troubleshooting </w:t>
       </w:r>
       <w:r>
-        <w:t>Reuse the previous function for the core job. Edit the mission selector and calibrated threshold or distance. Add a start or finish signal in the recipe. Mentor checks the selected mode before running.</w:t>
+        <w:t>Combined program fails: run one part at a time. Wrong team program: check team ID and save name. Mission too large: return to one sensor, one useful action, and a clear finish signal.</w:t>
       </w:r>
     </w:p>
     <w:p>
@@ -562,51 +502,7 @@
         <w:rPr>
           <w:b/>
         </w:rPr>
-        <w:t xml:space="preserve">Activity 3  </w:t>
-      </w:r>
-      <w:r>
-        <w:t>During the first robot turn, test the riskiest part alone: sensor reading, attachment, or final stop. Record the result. Each student operates the program during the turn.</w:t>
-      </w:r>
-    </w:p>
-    <w:p>
-      <w:r>
-        <w:rPr>
-          <w:b/>
-        </w:rPr>
-        <w:t xml:space="preserve">Activity 4  </w:t>
-      </w:r>
-      <w:r>
-        <w:t>Join the actions into one run. Keep the start mark fixed. If adding a pivot, calibrate it in an empty area first, then record the value; the default starter deliberately uses a straight route.</w:t>
-      </w:r>
-    </w:p>
-    <w:p>
-      <w:r>
-        <w:rPr>
-          <w:b/>
-        </w:rPr>
-        <w:t xml:space="preserve">Away from the robot  </w:t>
-      </w:r>
-      <w:r>
-        <w:t>Complete the mission blueprint and trace the code with a pencil. Rehearse the explanation with the other pair. Give feedback about one criterion, then revise the plan.</w:t>
-      </w:r>
-    </w:p>
-    <w:p>
-      <w:r>
-        <w:rPr>
-          <w:b/>
-        </w:rPr>
-        <w:t xml:space="preserve">Mentor prompts  </w:t>
-      </w:r>
-      <w:r>
-        <w:t>“What is your prediction? Which one thing changed? What did you observe? What would you check next?” Let students answer before touching their code or build. Make sure both have an operating decision and an explanation.</w:t>
-      </w:r>
-    </w:p>
-    <w:p>
-      <w:r>
-        <w:rPr>
-          <w:b/>
-        </w:rPr>
-        <w:t xml:space="preserve">Support  </w:t>
+        <w:t xml:space="preserve">Support </w:t>
       </w:r>
       <w:r>
         <w:t>Offer the three-action example and a choice of only two missions. Remove extra turns. A working stationary sensor explanation is a legitimate reduced demo.</w:t>
@@ -617,10 +513,21 @@
         <w:rPr>
           <w:b/>
         </w:rPr>
-        <w:t xml:space="preserve">At minute 39  </w:t>
+        <w:t xml:space="preserve">Extension </w:t>
       </w:r>
       <w:r>
-        <w:t>Stop both robots and move to the evidence slide. Preserve a simple successful observation if time is short; the remaining ten minutes provide a final test for each pair.</w:t>
+        <w:t>Add a calibrated turn or combine a delivery with a parking check, keeping bounded movement. Add a custom function name and explain its input.</w:t>
+      </w:r>
+    </w:p>
+    <w:p>
+      <w:r>
+        <w:rPr>
+          <w:b/>
+        </w:rPr>
+        <w:t xml:space="preserve">If needed </w:t>
+      </w:r>
+      <w:r>
+        <w:t>Choose the week 4 or week 5 bounded sensor stack, add a start signal and a result signal, and name the task. Students explain the same input, decision, and output as Python users.</w:t>
       </w:r>
     </w:p>
     <w:p>
@@ -633,7 +540,7 @@
         <w:pStyle w:val="Heading1"/>
       </w:pPr>
       <w:r>
-        <w:t>Slide 6 Evidence from our test</w:t>
+        <w:t>Slide 6 What we learned and noticed</w:t>
       </w:r>
     </w:p>
     <w:p>
@@ -641,10 +548,10 @@
         <w:rPr>
           <w:b/>
         </w:rPr>
-        <w:t xml:space="preserve">Timing  </w:t>
+        <w:t xml:space="preserve">Timing </w:t>
       </w:r>
       <w:r>
-        <w:t>39–49 minutes   Evidence and short retests</w:t>
+        <w:t>50–54 minutes for reflection; 54–60 for saving, packing and pickup.</w:t>
       </w:r>
     </w:p>
     <w:p>
@@ -652,10 +559,10 @@
         <w:rPr>
           <w:b/>
         </w:rPr>
-        <w:t xml:space="preserve">Rotation map  </w:t>
+        <w:t xml:space="preserve">Ask each child </w:t>
       </w:r>
       <w:r>
-        <w:t>39–44: pairs 1 and 3 retest; pairs 2 and 4 prepare their explanation. 44–49: reverse. Switch operating roles near 41:30 and 46:30. Each pair gets five robot minutes, including its reset.</w:t>
+        <w:t>What did you learn while combining your mission? What did you observe in your first complete test? What will you improve before the showcase?</w:t>
       </w:r>
     </w:p>
     <w:p>
@@ -663,10 +570,10 @@
         <w:rPr>
           <w:b/>
         </w:rPr>
-        <w:t xml:space="preserve">Do  </w:t>
+        <w:t xml:space="preserve">Facilitate </w:t>
       </w:r>
       <w:r>
-        <w:t>During the final turn, try the full mission and prepare a 45-second explanation: user, program decision, result, and next improvement. Save both the recipe and a copy outside the app.</w:t>
+        <w:t>Run two pod conversations in parallel. Give each of the six children about 20–30 seconds for one chosen prompt. Invite a concrete observation from the robot or build. Accept pointing, a demonstration or a short sentence.</w:t>
       </w:r>
     </w:p>
     <w:p>
@@ -674,10 +581,10 @@
         <w:rPr>
           <w:b/>
         </w:rPr>
-        <w:t xml:space="preserve">Say  </w:t>
+        <w:t xml:space="preserve">Listen for </w:t>
       </w:r>
       <w:r>
-        <w:t>“Before running, tell your partner what you changed and what you predict. After running, write what actually happened. A result is useful even when it disagrees with your prediction.”</w:t>
+        <w:t>There is no single mission solution. A good plan names an observable outcome and a test of its least certain behavior. All three teammates must explain a code choice.</w:t>
       </w:r>
     </w:p>
     <w:p>
@@ -685,10 +592,10 @@
         <w:rPr>
           <w:b/>
         </w:rPr>
-        <w:t xml:space="preserve">Evidence to keep  </w:t>
+        <w:t xml:space="preserve">Close </w:t>
       </w:r>
       <w:r>
-        <w:t>User and need, ordered plan, criterion, first test result, and planned improvement. Preserve each pair’s own file even though the kit is shared.</w:t>
+        <w:t>Save T1–T4 projects, stop and park both robots, remove only approved temporary attachments, store four labeled builds and count parts. Follow YMCA pickup procedures.</w:t>
       </w:r>
     </w:p>
     <w:p>
@@ -696,176 +603,54 @@
         <w:rPr>
           <w:b/>
         </w:rPr>
-        <w:t xml:space="preserve">Model an explanation  </w:t>
+        <w:t xml:space="preserve">Optional connection </w:t>
       </w:r>
       <w:r>
-        <w:t>“Our user needs __. Our criterion is __. We tested __ because it was uncertain. We observed __, so our next change is __.” Preserve partial success and a realistic next test.</w:t>
-      </w:r>
-    </w:p>
-    <w:p>
-      <w:r>
-        <w:rPr>
-          <w:b/>
-        </w:rPr>
-        <w:t xml:space="preserve">Troubleshooting  </w:t>
-      </w:r>
-      <w:r>
-        <w:t>Combined program fails: run one part at a time. Wrong pair program: check pair ID and save name. Mission too large: return to one sensor, one useful action, and a clear finish signal.</w:t>
-      </w:r>
-    </w:p>
-    <w:p>
-      <w:r>
-        <w:rPr>
-          <w:b/>
-        </w:rPr>
-        <w:t xml:space="preserve">If the core task is complete  </w:t>
-      </w:r>
-      <w:r>
-        <w:t>Add a calibrated turn or combine a delivery with a parking check, keeping bounded movement. Add a custom function name and explain its input. Only begin an extension if both students have already explained the core idea and time remains.</w:t>
-      </w:r>
-    </w:p>
-    <w:p>
-      <w:r>
-        <w:rPr>
-          <w:b/>
-        </w:rPr>
-        <w:t xml:space="preserve">Prepared fallback  </w:t>
-      </w:r>
-      <w:r>
-        <w:t>Choose the week 4 or week 5 bounded sensor stack, add a start signal and a result signal, and name the task. Students explain the same input, decision, and output as Python users. Use this only if mentors rehearsed it before class; do not introduce an unfamiliar language during a five-minute retest.</w:t>
-      </w:r>
-    </w:p>
-    <w:p>
-      <w:r>
-        <w:rPr>
-          <w:b/>
-        </w:rPr>
-        <w:t xml:space="preserve">Transition  </w:t>
-      </w:r>
-      <w:r>
-        <w:t>“Stop the robots at minute 49. Each person will now explain one idea and one observation.”</w:t>
-      </w:r>
-    </w:p>
-    <w:p>
-      <w:r>
-        <w:br w:type="page"/>
-      </w:r>
-    </w:p>
-    <w:p>
-      <w:pPr>
-        <w:pStyle w:val="Heading1"/>
-      </w:pPr>
-      <w:r>
-        <w:t>Slide 7 What you can explain now</w:t>
-      </w:r>
-    </w:p>
-    <w:p>
-      <w:r>
-        <w:rPr>
-          <w:b/>
-        </w:rPr>
-        <w:t xml:space="preserve">Timing  </w:t>
-      </w:r>
-      <w:r>
-        <w:t>49–60 minutes   Individual explanation and cleanup</w:t>
-      </w:r>
-    </w:p>
-    <w:p>
-      <w:r>
-        <w:rPr>
-          <w:b/>
-        </w:rPr>
-        <w:t xml:space="preserve">Ask during minutes 49–54  </w:t>
-      </w:r>
-      <w:r>
-        <w:t>What evidence will show that your mission worked next week?</w:t>
-      </w:r>
-    </w:p>
-    <w:p>
-      <w:r>
-        <w:rPr>
-          <w:b/>
-        </w:rPr>
-        <w:t xml:space="preserve">Listen for  </w:t>
-      </w:r>
-      <w:r>
-        <w:t>Name an observable mission criterion, such as controlled deliveries out of attempts or a measured parking gap, and the recorded stop reason. Explain how the saved program and a repeatable start let the pair test that criterion. Accept a realistic reduced demo with a clear explanation.</w:t>
-      </w:r>
-    </w:p>
-    <w:p>
-      <w:r>
-        <w:rPr>
-          <w:b/>
-        </w:rPr>
-        <w:t xml:space="preserve">Make participation individual  </w:t>
-      </w:r>
-      <w:r>
-        <w:t>Each pod mentor listens to its four students. Ask one partner to explain the code or design choice and the other to explain the evidence, then give each a short follow-up. Use spoken, written, or pointing responses as appropriate. Do not let the most confident partner answer for both.</w:t>
-      </w:r>
-    </w:p>
-    <w:p>
-      <w:r>
-        <w:rPr>
-          <w:b/>
-        </w:rPr>
-        <w:t xml:space="preserve">Connect to the team  </w:t>
-      </w:r>
-      <w:r>
-        <w:t>FRC teams split a larger challenge into testable subsystems. Give one brief example from today’s activity. Interest in joining a robotics team is optional and is not a learning score.</w:t>
-      </w:r>
-    </w:p>
-    <w:p>
-      <w:r>
-        <w:rPr>
-          <w:b/>
-        </w:rPr>
-        <w:t xml:space="preserve">54–56 save  </w:t>
-      </w:r>
-      <w:r>
-        <w:t>Help pairs save using week and pair IDs, preserving their settings and evidence. Keep the known-good starter separately. Confirm each file can be found again.</w:t>
-      </w:r>
-    </w:p>
-    <w:p>
-      <w:r>
-        <w:rPr>
-          <w:b/>
-        </w:rPr>
-        <w:t xml:space="preserve">56–58 reset  </w:t>
-      </w:r>
-      <w:r>
-        <w:t>Stop both robots. Remove and label temporary pair attachments as needed, count loose parts, and leave teaching bases assembled. Preserve useful sensor mounts and document any changes. Reconcile borrowed parts with the loan log.</w:t>
-      </w:r>
-    </w:p>
-    <w:p>
-      <w:r>
-        <w:rPr>
-          <w:b/>
-        </w:rPr>
-        <w:t xml:space="preserve">58–60 dismiss  </w:t>
-      </w:r>
-      <w:r>
-        <w:t>Collect evidence sheets, put equipment in its assigned storage/charging locations, and follow YMCA pickup procedures. Mentors confirm no program remains running.</w:t>
-      </w:r>
-    </w:p>
-    <w:p>
-      <w:r>
-        <w:rPr>
-          <w:b/>
-        </w:rPr>
-        <w:t xml:space="preserve">After class  </w:t>
-      </w:r>
-      <w:r>
-        <w:t>Record actual kit problems and learning observations in the agreed records. Update SESSION_PREP.md with dated operational results, and use them to choose the next session’s starting point. Do not claim unobserved successes.</w:t>
+        <w:t>FRC teams split a larger challenge into testable subsystems.</w:t>
       </w:r>
     </w:p>
     <w:sectPr>
+      <w:headerReference w:type="default" r:id="rId9"/>
+      <w:footerReference w:type="default" r:id="rId10"/>
       <w:pgSz w:w="12240" w:h="15840"/>
-      <w:pgMar w:top="936" w:right="1037" w:bottom="936" w:left="1037" w:header="720" w:footer="720" w:gutter="0"/>
+      <w:pgMar w:top="893" w:right="1008" w:bottom="893" w:left="1008" w:header="360" w:footer="360" w:gutter="0"/>
       <w:cols w:space="720"/>
       <w:docGrid w:linePitch="360"/>
     </w:sectPr>
   </w:body>
 </w:document>
+</file>
+
+<file path=word/footer1.xml><?xml version="1.0" encoding="utf-8"?>
+<w:ftr xmlns:m="http://schemas.openxmlformats.org/officeDocument/2006/math" xmlns:mc="http://schemas.openxmlformats.org/markup-compatibility/2006" xmlns:mo="http://schemas.microsoft.com/office/mac/office/2008/main" xmlns:mv="urn:schemas-microsoft-com:mac:vml" xmlns:o="urn:schemas-microsoft-com:office:office" xmlns:r="http://schemas.openxmlformats.org/officeDocument/2006/relationships" xmlns:v="urn:schemas-microsoft-com:vml" xmlns:w10="urn:schemas-microsoft-com:office:word" xmlns:w14="http://schemas.microsoft.com/office/word/2010/wordml" xmlns:w="http://schemas.openxmlformats.org/wordprocessingml/2006/main" xmlns:wne="http://schemas.microsoft.com/office/word/2006/wordml" xmlns:wp14="http://schemas.microsoft.com/office/word/2010/wordprocessingDrawing" xmlns:wp="http://schemas.openxmlformats.org/drawingml/2006/wordprocessingDrawing" xmlns:wpc="http://schemas.microsoft.com/office/word/2010/wordprocessingCanvas" xmlns:wpg="http://schemas.microsoft.com/office/word/2010/wordprocessingGroup" xmlns:wpi="http://schemas.microsoft.com/office/word/2010/wordprocessingInk" xmlns:wps="http://schemas.microsoft.com/office/word/2010/wordprocessingShape" mc:Ignorable="w14 wp14">
+  <w:p>
+    <w:pPr>
+      <w:pStyle w:val="Footer"/>
+      <w:jc w:val="right"/>
+    </w:pPr>
+    <w:r>
+      <w:rPr>
+        <w:sz w:val="16"/>
+      </w:rPr>
+      <w:t xml:space="preserve">Week 7 speaker notes   •   </w:t>
+    </w:r>
+    <w:fldSimple w:instr="PAGE"/>
+  </w:p>
+</w:ftr>
+</file>
+
+<file path=word/header1.xml><?xml version="1.0" encoding="utf-8"?>
+<w:hdr xmlns:m="http://schemas.openxmlformats.org/officeDocument/2006/math" xmlns:mc="http://schemas.openxmlformats.org/markup-compatibility/2006" xmlns:mo="http://schemas.microsoft.com/office/mac/office/2008/main" xmlns:mv="urn:schemas-microsoft-com:mac:vml" xmlns:o="urn:schemas-microsoft-com:office:office" xmlns:r="http://schemas.openxmlformats.org/officeDocument/2006/relationships" xmlns:v="urn:schemas-microsoft-com:vml" xmlns:w10="urn:schemas-microsoft-com:office:word" xmlns:w14="http://schemas.microsoft.com/office/word/2010/wordml" xmlns:w="http://schemas.openxmlformats.org/wordprocessingml/2006/main" xmlns:wne="http://schemas.microsoft.com/office/word/2006/wordml" xmlns:wp14="http://schemas.microsoft.com/office/word/2010/wordprocessingDrawing" xmlns:wp="http://schemas.openxmlformats.org/drawingml/2006/wordprocessingDrawing" xmlns:wpc="http://schemas.microsoft.com/office/word/2010/wordprocessingCanvas" xmlns:wpg="http://schemas.microsoft.com/office/word/2010/wordprocessingGroup" xmlns:wpi="http://schemas.microsoft.com/office/word/2010/wordprocessingInk" xmlns:wps="http://schemas.microsoft.com/office/word/2010/wordprocessingShape" mc:Ignorable="w14 wp14">
+  <w:p>
+    <w:pPr/>
+    <w:r>
+      <w:rPr>
+        <w:sz w:val="16"/>
+      </w:rPr>
+      <w:t>MechaRAMS   /   Cheshire YMCA robotics pilot   /   Fall 2026</w:t>
+    </w:r>
+  </w:p>
+</w:hdr>
 </file>
 
 <file path=word/numbering.xml><?xml version="1.0" encoding="utf-8"?>
@@ -1232,7 +1017,7 @@
     <w:qFormat/>
     <w:rsid w:val="00FC693F"/>
     <w:pPr>
-      <w:spacing w:after="140" w:line="252" w:lineRule="auto"/>
+      <w:spacing w:after="100" w:line="252" w:lineRule="auto"/>
     </w:pPr>
     <w:rPr>
       <w:rFonts w:ascii="Arial" w:hAnsi="Arial"/>
@@ -1295,7 +1080,7 @@
     <w:pPr>
       <w:keepNext/>
       <w:keepLines/>
-      <w:spacing w:before="480" w:after="180"/>
+      <w:spacing w:before="480" w:after="100"/>
       <w:outlineLvl w:val="0"/>
     </w:pPr>
     <w:rPr>
@@ -1303,7 +1088,7 @@
       <w:b/>
       <w:bCs/>
       <w:color w:val="000000"/>
-      <w:sz w:val="36"/>
+      <w:sz w:val="38"/>
       <w:szCs w:val="28"/>
     </w:rPr>
   </w:style>
@@ -1319,7 +1104,7 @@
     <w:pPr>
       <w:keepNext/>
       <w:keepLines/>
-      <w:spacing w:before="200" w:after="0"/>
+      <w:spacing w:before="200" w:after="100"/>
       <w:outlineLvl w:val="1"/>
     </w:pPr>
     <w:rPr>
@@ -1343,7 +1128,7 @@
     <w:pPr>
       <w:keepNext/>
       <w:keepLines/>
-      <w:spacing w:before="200" w:after="0"/>
+      <w:spacing w:before="200" w:after="100"/>
       <w:outlineLvl w:val="2"/>
     </w:pPr>
     <w:rPr>
@@ -1351,6 +1136,7 @@
       <w:b/>
       <w:bCs/>
       <w:color w:val="000000"/>
+      <w:sz w:val="21"/>
     </w:rPr>
   </w:style>
   <w:style w:type="paragraph" w:styleId="Heading4">
@@ -1581,7 +1367,7 @@
     <w:qFormat/>
     <w:rsid w:val="00FC693F"/>
     <w:pPr>
-      <w:spacing w:after="300" w:line="240" w:lineRule="auto"/>
+      <w:spacing w:after="100" w:line="240" w:lineRule="auto"/>
       <w:contextualSpacing/>
     </w:pPr>
     <w:rPr>
@@ -1589,7 +1375,7 @@
       <w:color w:val="000000"/>
       <w:spacing w:val="5"/>
       <w:kern w:val="28"/>
-      <w:sz w:val="48"/>
+      <w:sz w:val="50"/>
       <w:szCs w:val="52"/>
     </w:rPr>
   </w:style>
@@ -1620,6 +1406,7 @@
       <w:numPr>
         <w:ilvl w:val="1"/>
       </w:numPr>
+      <w:spacing w:after="100"/>
     </w:pPr>
     <w:rPr>
       <w:rFonts w:asciiTheme="majorHAnsi" w:eastAsiaTheme="majorEastAsia" w:hAnsiTheme="majorHAnsi" w:cstheme="majorBidi" w:ascii="Arial" w:hAnsi="Arial"/>
@@ -12915,16 +12702,6 @@
         <w:shd w:val="clear" w:color="auto" w:fill="FBCAA2" w:themeFill="accent6" w:themeFillTint="7F"/>
       </w:tcPr>
     </w:tblStylePr>
-  </w:style>
-  <w:style w:type="paragraph" w:customStyle="1" w:styleId="Code">
-    <w:name w:val="Code"/>
-    <w:pPr>
-      <w:spacing w:after="160"/>
-    </w:pPr>
-    <w:rPr>
-      <w:rFonts w:ascii="Consolas" w:hAnsi="Consolas"/>
-      <w:sz w:val="20"/>
-    </w:rPr>
   </w:style>
 </w:styles>
 </file>
